--- a/templates/SH_GM_Candidate_Profile_Basic.docx
+++ b/templates/SH_GM_Candidate_Profile_Basic.docx
@@ -21,15 +21,7 @@
           <w:noProof w:val="0"/>
           <w:color w:val="00B0F0"/>
         </w:rPr>
-        <w:t xml:space="preserve">Candidate </w:t>
-      </w:r>
-      <w:r>
-        <w:rPr>
-          <w:rFonts w:ascii="Raleway" w:hAnsi="Raleway"/>
-          <w:noProof w:val="0"/>
-          <w:color w:val="00B0F0"/>
-        </w:rPr>
-        <w:t>Name</w:t>
+        <w:t>Candidate Name</w:t>
       </w:r>
     </w:p>
     <w:p>
@@ -124,7 +116,7 @@
           <w:szCs w:val="20"/>
           <w:lang w:val="en-GB"/>
         </w:rPr>
-        <w:t xml:space="preserve">{{COMPANY_DATES}}: {{COMPANY_NAME}}, {{COMPANY_LOCATION}} </w:t>
+        <w:t xml:space="preserve">{{#companies}}{{COMPANY_DATES}}: {{COMPANY_NAME}}, {{COMPANY_LOCATION}}</w:t>
       </w:r>
     </w:p>
     <w:p>
@@ -150,7 +142,7 @@
           <w:szCs w:val="20"/>
           <w:lang w:val="en-GB"/>
         </w:rPr>
-        <w:t xml:space="preserve">{{ROLE_START_DATE}} – {{ROLE_END_DATE}}: {{ROLE_TITLE}}, {{ROLE_FUNCTION}} </w:t>
+        <w:t xml:space="preserve">{{#roles}}{{ROLE_START_DATE}} – {{ROLE_END_DATE}}: {{ROLE_TITLE}}, {{ROLE_FUNCTION}}</w:t>
       </w:r>
     </w:p>
     <w:p>
@@ -173,7 +165,27 @@
           <w:szCs w:val="20"/>
           <w:lang w:val="en-GB"/>
         </w:rPr>
-        <w:t>{{/roles}} {{/companies}}</w:t>
+        <w:t>{{/roles}}</w:t>
+      </w:r>
+    </w:p>
+    <w:p>
+      <w:pPr>
+        <w:pStyle w:val="40DOC-HEADING"/>
+        <w:rPr>
+          <w:rFonts w:ascii="Raleway" w:hAnsi="Raleway"/>
+          <w:color w:val="auto"/>
+          <w:sz w:val="20"/>
+          <w:szCs w:val="20"/>
+        </w:rPr>
+      </w:pPr>
+      <w:r>
+        <w:rPr>
+          <w:rFonts w:ascii="Raleway" w:hAnsi="Raleway"/>
+          <w:color w:val="auto"/>
+          <w:sz w:val="20"/>
+          <w:szCs w:val="20"/>
+        </w:rPr>
+        <w:t>{{/companies}}</w:t>
       </w:r>
     </w:p>
     <w:p>
@@ -239,7 +251,7 @@
           <w:szCs w:val="20"/>
           <w:lang w:val="en-GB"/>
         </w:rPr>
-        <w:t xml:space="preserve">{{EDU_YEARS}}: {{EDU_INSTITUTION}} – {{EDU_LOCATION}} · </w:t>
+        <w:t xml:space="preserve">{{#education}}{{EDU_YEARS}}: {{EDU_INSTITUTION}} – {{EDU_LOCATION}}</w:t>
       </w:r>
     </w:p>
     <w:p>
@@ -265,7 +277,27 @@
           <w:szCs w:val="20"/>
           <w:lang w:val="en-GB"/>
         </w:rPr>
-        <w:t>{{EDU_DEGREE}}, {{EDU_MAJOR}} {{/education}}</w:t>
+        <w:t>{{EDU_DEGREE}}, {{EDU_MAJOR}}</w:t>
+      </w:r>
+    </w:p>
+    <w:p>
+      <w:pPr>
+        <w:pStyle w:val="40DOC-HEADING"/>
+        <w:rPr>
+          <w:rFonts w:ascii="Raleway" w:hAnsi="Raleway"/>
+          <w:color w:val="auto"/>
+          <w:sz w:val="20"/>
+          <w:szCs w:val="20"/>
+        </w:rPr>
+      </w:pPr>
+      <w:r>
+        <w:rPr>
+          <w:rFonts w:ascii="Raleway" w:hAnsi="Raleway"/>
+          <w:color w:val="auto"/>
+          <w:sz w:val="20"/>
+          <w:szCs w:val="20"/>
+        </w:rPr>
+        <w:t>{{/education}}</w:t>
       </w:r>
     </w:p>
     <w:sectPr>
@@ -586,7 +618,7 @@
               <v:stroke joinstyle="miter"/>
               <v:path gradientshapeok="t" o:connecttype="rect"/>
             </v:shapetype>
-            <v:shape id="Text Box 20" o:spid="_x0000_s1026" type="#_x0000_t202" style="position:absolute;left:0;text-align:left;margin-left:-.55pt;margin-top:-48.5pt;width:451.85pt;height:80.7pt;z-index:251658243;visibility:visible;mso-wrap-style:square;mso-width-percent:0;mso-height-percent:0;mso-wrap-distance-left:9pt;mso-wrap-distance-top:0;mso-wrap-distance-right:9pt;mso-wrap-distance-bottom:0;mso-position-horizontal:absolute;mso-position-horizontal-relative:margin;mso-position-vertical:absolute;mso-position-vertical-relative:text;mso-width-percent:0;mso-height-percent:0;mso-width-relative:page;mso-height-relative:page;v-text-anchor:top" o:gfxdata="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" filled="f" stroked="f">
+            <v:shape id="Text Box 20" o:spid="_x0000_s1026" type="#_x0000_t202" style="position:absolute;left:0;text-align:left;margin-left:-.55pt;margin-top:-48.5pt;width:451.85pt;height:80.7pt;z-index:251658243;visibility:visible;mso-wrap-style:square;mso-width-percent:0;mso-height-percent:0;mso-wrap-distance-left:9pt;mso-wrap-distance-top:0;mso-wrap-distance-right:9pt;mso-wrap-distance-bottom:0;mso-position-horizontal:absolute;mso-position-horizontal-relative:margin;mso-position-vertical:absolute;mso-position-vertical-relative:text;mso-width-percent:0;mso-height-percent:0;mso-width-relative:page;mso-height-relative:page;v-text-anchor:top" o:gfxdata="UEsDBBQABgAIAAAAIQC2gziS/gAAAOEBAAATAAAAW0NvbnRlbnRfVHlwZXNdLnhtbJSRQU7DMBBF 90jcwfIWJU67QAgl6YK0S0CoHGBkTxKLZGx5TGhvj5O2G0SRWNoz/78nu9wcxkFMGNg6quQqL6RA 0s5Y6ir5vt9lD1JwBDIwOMJKHpHlpr69KfdHjyxSmriSfYz+USnWPY7AufNIadK6MEJMx9ApD/oD OlTrorhX2lFEilmcO2RdNtjC5xDF9pCuTyYBB5bi6bQ4syoJ3g9WQ0ymaiLzg5KdCXlKLjvcW893 SUOqXwnz5DrgnHtJTxOsQfEKIT7DmDSUCaxw7Rqn8787ZsmRM9e2VmPeBN4uqYvTtW7jvijg9N/y JsXecLq0q+WD6m8AAAD//wMAUEsDBBQABgAIAAAAIQA4/SH/1gAAAJQBAAALAAAAX3JlbHMvLnJl bHOkkMFqwzAMhu+DvYPRfXGawxijTi+j0GvpHsDYimMaW0Yy2fr2M4PBMnrbUb/Q94l/f/hMi1qR JVI2sOt6UJgd+ZiDgffL8ekFlFSbvV0oo4EbChzGx4f9GRdb25HMsYhqlCwG5lrLq9biZkxWOiqY 22YiTra2kYMu1l1tQD30/bPm3wwYN0x18gb45AdQl1tp5j/sFB2T0FQ7R0nTNEV3j6o9feQzro1i OWA14Fm+Q8a1a8+Bvu/d/dMb2JY5uiPbhG/ktn4cqGU/er3pcvwCAAD//wMAUEsDBBQABgAIAAAA IQBLvbs53AEAAKIDAAAOAAAAZHJzL2Uyb0RvYy54bWysU8tu2zAQvBfoPxC815Jc5yVYDtIEKQqk DyDNB1AUKRGVuOyStuR+fZeU47jNreiF4JLU7MzsaH09DT3bKfQGbMWLRc6ZshIaY9uKP32/f3fJ mQ/CNqIHqyq+V55fb96+WY+uVEvooG8UMgKxvhxdxbsQXJllXnZqEH4BTlm61ICDCFRimzUoRkIf +myZ5+fZCNg4BKm8p9O7+ZJvEr7WSoavWnsVWF9x4hbSimmt45pt1qJsUbjOyAMN8Q8sBmEsNT1C 3Ykg2BbNK6jBSAQPOiwkDBlobaRKGkhNkf+l5rETTiUtZI53R5v8/4OVX3aP7huyMH2AiQaYRHj3 APKHZxZuO2FbdYMIY6dEQ42LaFk2Ol8ePo1W+9JHkHr8DA0NWWwDJKBJ4xBdIZ2M0GkA+6PpagpM 0uHZxfvL8xXFRNJdkS9XF2dXqYconz936MNHBQOLm4ojTTXBi92DD5GOKJ+fxG4W7k3fp8n29o8D ehhPEv3IeOYepnqi11FGDc2ehCDMQaFg06YD/MXZSCGpuP+5Fag46z9ZMuOqWK1iqk4LPC3q00JY SVAVD5zN29swJ3Hr0LQddZrtt3BDBmqTpL2wOvCmICTFh9DGpJ3W6dXLr7X5DQAA//8DAFBLAwQU AAYACAAAACEASyeiot4AAAAJAQAADwAAAGRycy9kb3ducmV2LnhtbEyPy07DMBBF90j8gzWV2LVO qpK0IU6FivgASiW2TuzGUe1xFDsP+vUMK1iNRnN059zyuDjLJj2EzqOAdJMA09h41WEr4PL5vt4D C1GiktajFvCtAxyrx4dSFsrP+KGnc2wZhWAopAATY19wHhqjnQwb32uk29UPTkZah5arQc4U7izf JknGneyQPhjZ65PRze08OgHNfXzbn7p6mu/5V14vxj5f0QrxtFpeX4BFvcQ/GH71SR0qcqr9iCow K2CdpkTSPOTUiYBDss2A1QKy3Q54VfL/DaofAAAA//8DAFBLAQItABQABgAIAAAAIQC2gziS/gAA AOEBAAATAAAAAAAAAAAAAAAAAAAAAABbQ29udGVudF9UeXBlc10ueG1sUEsBAi0AFAAGAAgAAAAh ADj9If/WAAAAlAEAAAsAAAAAAAAAAAAAAAAALwEAAF9yZWxzLy5yZWxzUEsBAi0AFAAGAAgAAAAh AEu9uzncAQAAogMAAA4AAAAAAAAAAAAAAAAALgIAAGRycy9lMm9Eb2MueG1sUEsBAi0AFAAGAAgA AAAhAEsnoqLeAAAACQEAAA8AAAAAAAAAAAAAAAAANgQAAGRycy9kb3ducmV2LnhtbFBLBQYAAAAA BAAEAPMAAABBBQAAAAA= " filled="f" stroked="f">
               <v:textbox inset=",7.2pt,,7.2pt">
                 <w:txbxContent>
                   <w:p>

--- a/templates/SH_GM_Candidate_Profile_Basic.docx
+++ b/templates/SH_GM_Candidate_Profile_Basic.docx
@@ -98,6 +98,26 @@
         <w:pStyle w:val="40DOC-HEADING"/>
         <w:rPr>
           <w:rFonts w:ascii="Raleway" w:hAnsi="Raleway"/>
+          <w:color w:val="auto"/>
+          <w:sz w:val="20"/>
+          <w:szCs w:val="20"/>
+        </w:rPr>
+      </w:pPr>
+      <w:r>
+        <w:rPr>
+          <w:rFonts w:ascii="Raleway" w:hAnsi="Raleway"/>
+          <w:color w:val="auto"/>
+          <w:sz w:val="20"/>
+          <w:szCs w:val="20"/>
+        </w:rPr>
+        <w:t>{{#companies}}</w:t>
+      </w:r>
+    </w:p>
+    <w:p>
+      <w:pPr>
+        <w:pStyle w:val="40DOC-HEADING"/>
+        <w:rPr>
+          <w:rFonts w:ascii="Raleway" w:hAnsi="Raleway"/>
           <w:b/>
           <w:bCs/>
           <w:color w:val="auto"/>
@@ -116,7 +136,27 @@
           <w:szCs w:val="20"/>
           <w:lang w:val="en-GB"/>
         </w:rPr>
-        <w:t xml:space="preserve">{{#companies}}{{COMPANY_DATES}}: {{COMPANY_NAME}}, {{COMPANY_LOCATION}}</w:t>
+        <w:t xml:space="preserve">{{COMPANY_DATES}}: {{COMPANY_NAME}}, {{COMPANY_LOCATION}}</w:t>
+      </w:r>
+    </w:p>
+    <w:p>
+      <w:pPr>
+        <w:pStyle w:val="40DOC-HEADING"/>
+        <w:rPr>
+          <w:rFonts w:ascii="Raleway" w:hAnsi="Raleway"/>
+          <w:color w:val="auto"/>
+          <w:sz w:val="20"/>
+          <w:szCs w:val="20"/>
+        </w:rPr>
+      </w:pPr>
+      <w:r>
+        <w:rPr>
+          <w:rFonts w:ascii="Raleway" w:hAnsi="Raleway"/>
+          <w:color w:val="auto"/>
+          <w:sz w:val="20"/>
+          <w:szCs w:val="20"/>
+        </w:rPr>
+        <w:t>{{#roles}}</w:t>
       </w:r>
     </w:p>
     <w:p>
@@ -142,7 +182,7 @@
           <w:szCs w:val="20"/>
           <w:lang w:val="en-GB"/>
         </w:rPr>
-        <w:t xml:space="preserve">{{#roles}}{{ROLE_START_DATE}} – {{ROLE_END_DATE}}: {{ROLE_TITLE}}, {{ROLE_FUNCTION}}</w:t>
+        <w:t xml:space="preserve">{{ROLE_START_DATE}} – {{ROLE_END_DATE}}: {{ROLE_TITLE}}, {{ROLE_FUNCTION}}</w:t>
       </w:r>
     </w:p>
     <w:p>
@@ -230,6 +270,26 @@
     <w:p>
       <w:pPr>
         <w:pStyle w:val="SHText"/>
+        <w:rPr>
+          <w:rFonts w:ascii="Raleway" w:hAnsi="Raleway"/>
+          <w:color w:val="auto"/>
+          <w:sz w:val="20"/>
+          <w:szCs w:val="20"/>
+        </w:rPr>
+      </w:pPr>
+      <w:r>
+        <w:rPr>
+          <w:rFonts w:ascii="Raleway" w:hAnsi="Raleway"/>
+          <w:color w:val="auto"/>
+          <w:sz w:val="20"/>
+          <w:szCs w:val="20"/>
+        </w:rPr>
+        <w:t>{{#education}}</w:t>
+      </w:r>
+    </w:p>
+    <w:p>
+      <w:pPr>
+        <w:pStyle w:val="SHText"/>
         <w:ind w:left="-270"/>
         <w:rPr>
           <w:rFonts w:ascii="Raleway" w:hAnsi="Raleway"/>
@@ -251,7 +311,7 @@
           <w:szCs w:val="20"/>
           <w:lang w:val="en-GB"/>
         </w:rPr>
-        <w:t xml:space="preserve">{{#education}}{{EDU_YEARS}}: {{EDU_INSTITUTION}} – {{EDU_LOCATION}}</w:t>
+        <w:t xml:space="preserve">{{EDU_YEARS}}: {{EDU_INSTITUTION}} – {{EDU_LOCATION}}</w:t>
       </w:r>
     </w:p>
     <w:p>

--- a/templates/SH_GM_Candidate_Profile_Basic.docx
+++ b/templates/SH_GM_Candidate_Profile_Basic.docx
@@ -136,7 +136,7 @@
           <w:szCs w:val="20"/>
           <w:lang w:val="en-GB"/>
         </w:rPr>
-        <w:t xml:space="preserve">{{COMPANY_DATES}}: {{COMPANY_NAME}}, {{COMPANY_LOCATION}}</w:t>
+        <w:t xml:space="preserve">{{COMPANY_LINE}}</w:t>
       </w:r>
     </w:p>
     <w:p>
@@ -182,7 +182,7 @@
           <w:szCs w:val="20"/>
           <w:lang w:val="en-GB"/>
         </w:rPr>
-        <w:t xml:space="preserve">{{ROLE_START_DATE}} – {{ROLE_END_DATE}}: {{ROLE_TITLE}}, {{ROLE_FUNCTION}}</w:t>
+        <w:t xml:space="preserve">{{ROLE_LINE}}</w:t>
       </w:r>
     </w:p>
     <w:p>
@@ -311,7 +311,7 @@
           <w:szCs w:val="20"/>
           <w:lang w:val="en-GB"/>
         </w:rPr>
-        <w:t xml:space="preserve">{{EDU_YEARS}}: {{EDU_INSTITUTION}} – {{EDU_LOCATION}}</w:t>
+        <w:t xml:space="preserve">{{EDU_LINE}}</w:t>
       </w:r>
     </w:p>
     <w:p>
@@ -337,7 +337,7 @@
           <w:szCs w:val="20"/>
           <w:lang w:val="en-GB"/>
         </w:rPr>
-        <w:t>{{EDU_DEGREE}}, {{EDU_MAJOR}}</w:t>
+        <w:t>{{EDU_DEGREE_LINE}}</w:t>
       </w:r>
     </w:p>
     <w:p>
